--- a/output/winners-press-release-2026-both.docx
+++ b/output/winners-press-release-2026-both.docx
@@ -286,7 +286,7 @@
                 <w:sz w:val="22"/>
                 <w:szCs w:val="22"/>
               </w:rPr>
-              <w:t>يُعدّ البروتين الغلافي للفيروس القهقري الداخلي المنشأ من النوع W، المعروف اختصاراً بـ pHERV-W ENV، من العوامل المرتبطة بآلية نشوء التصلب المتعدد، غير أنّ فائدته السريرية كمؤشر حيوي لم تكن محددة بوضوح. وقد وجدنا في دراستنا أنّ هذا البروتين يتركّز على الحويصلات خارج الخلوية (الإكسوسومات) المستخلصة من مصل الدم لدى المصابين بالتصلب المتعدد الانتكاسي الهاجع، وأنّه يعكس نشاط المرض الحالي واحتمالات تطوّره مستقبلاً.</w:t>
+              <w:t>يُعدّ البروتين الغلافي للفيروس القهقري الداخلي المنشأ من النوع W، المعروف اختصاراً بـ pHERV-W ENV، من العوامل المرتبطة بآلية نشوء التصلب المتعدد، غير أنّ فائدته السريرية كمؤشر حيوي لم تكن محددة بوضوح. وقد وجدت الدراسة أنّ هذا البروتين يتركّز على الحويصلات خارج الخلوية (الإكسوسومات) المستخلصة من مصل الدم لدى المصابين بالتصلب المتعدد الانتكاسي الهاجع، وأنّه يعكس نشاط المرض الحالي واحتمالات تطوّره مستقبلاً.</w:t>
             </w:r>
           </w:p>
           <w:p>
@@ -300,7 +300,7 @@
                 <w:sz w:val="22"/>
                 <w:szCs w:val="22"/>
               </w:rPr>
-              <w:t>قِسنا مستويات هذا البروتين لدى ثلاث مجموعات: مجموعة قارنّا فيها أشخاصاً أصحّاء بمرضى مستقرّين وآخرين في طور نشاط المرض؛ ومجموعة تابعناها قبل نوبات النشاط وأثناءها وبعدها؛ ومجموعة من المرضى حديثي التشخيص تابعناهم على مدى ثلاث سنوات.</w:t>
+              <w:t>وقاس الفريق البحثي مستويات هذا البروتين لدى ثلاث مجموعات: مجموعة قارنّا فيها أشخاصاً أصحّاء بمرضى مستقرّين وآخرين في طور نشاط المرض؛ ومجموعة جرت متابعتها قبل نوبات النشاط وأثناءها وبعدها؛ ومجموعة من المرضى حديثي التشخيص جرت متابعتهم على مدى ثلاث سنوات.</w:t>
             </w:r>
           </w:p>
           <w:p>
@@ -328,7 +328,7 @@
                 <w:sz w:val="22"/>
                 <w:szCs w:val="22"/>
               </w:rPr>
-              <w:t>وعليه فقد يصلح هذا البروتين مؤشراً حيوياً ديناميكياً غير باضع لنشاط التصلب المتعدد، ذا قيمة في التنبؤ بمسار المرض.</w:t>
+              <w:t>وتشير النتائج إلى أنّ هذا البروتين قد يصلح مؤشراً حيوياً ديناميكياً غير باضع لنشاط التصلب المتعدد، ذا قيمة في التنبؤ بمسار المرض.</w:t>
             </w:r>
           </w:p>
           <w:p>
@@ -342,7 +342,7 @@
                 <w:sz w:val="22"/>
                 <w:szCs w:val="22"/>
               </w:rPr>
-              <w:t>The envelope protein of human endogenous retrovirus type W, pHERV-W ENV, has been implicated in the pathogenesis of multiple sclerosis, but its clinical utility as a biomarker remained incompletely defined. In our study we found it enriched on serum-derived exosomes in patients with relapsing-remitting MS, where it reflects both current disease activity and future risk.</w:t>
+              <w:t>The envelope protein of human endogenous retrovirus type W, pHERV-W ENV, has been implicated in the pathogenesis of multiple sclerosis, but its clinical utility as a biomarker remained incompletely defined. The study found it enriched on serum-derived exosomes in patients with relapsing-remitting MS, where it reflects both current disease activity and future risk.</w:t>
             </w:r>
           </w:p>
           <w:p>
@@ -356,7 +356,7 @@
                 <w:sz w:val="22"/>
                 <w:szCs w:val="22"/>
               </w:rPr>
-              <w:t>We measured exosomal pHERV-W ENV across three groups: one comparing healthy people with stable and with active disease; one following patients before, during and after episodes of activity; and one tracking newly diagnosed patients over three years.</w:t>
+              <w:t>The team measured exosomal pHERV-W ENV across three groups: one comparing healthy people with stable and with active disease; one following patients before, during and after episodes of activity; and one tracking newly diagnosed patients over three years.</w:t>
             </w:r>
           </w:p>
           <w:p>
@@ -384,7 +384,7 @@
                 <w:sz w:val="22"/>
                 <w:szCs w:val="22"/>
               </w:rPr>
-              <w:t>Exosomal pHERV-W ENV may therefore serve as a dynamic, non-invasive biomarker of disease activity with prognostic value in multiple sclerosis.</w:t>
+              <w:t>The findings suggest that exosomal pHERV-W ENV may serve as a dynamic, non-invasive biomarker of disease activity with prognostic value in multiple sclerosis.</w:t>
             </w:r>
           </w:p>
         </w:tc>
@@ -470,7 +470,7 @@
                 <w:sz w:val="22"/>
                 <w:szCs w:val="22"/>
               </w:rPr>
-              <w:t>لطالما أغفلت المراجع الجينومية العالمية المعتمدة تمثيل الشعوب العربية. وقد بنينا في دراستنا أول مرجع جينومي عربي شامل، اعتماداً على تسلسل الحمض النووي عالي الجودة بتقنية القراءات الطويلة لـ53 شخصاً من خلفيات عربية متنوّعة في دولة الإمارات. وأُجريت جميع مراحل البحث داخل مركز علم الجينوم التطبيقي والانتقالي في جامعة محمد بن راشد للطب والعلوم الصحية، ذراع التعلّم والاكتشاف في «دبي الصحية»، بدءاً من التسلسل الجيني ووصولاً إلى تحليلات المعلوماتية الحيوية المتقدمة.</w:t>
+              <w:t>لطالما أغفلت المراجع الجينومية العالمية المعتمدة تمثيل الشعوب العربية. وقد بنت هذه الدراسة أول مرجع جينومي عربي شامل، اعتماداً على تسلسل الحمض النووي عالي الجودة بتقنية القراءات الطويلة لـ53 شخصاً من خلفيات عربية متنوّعة في دولة الإمارات. وأُجريت جميع مراحل البحث داخل مركز علم الجينوم التطبيقي والانتقالي في جامعة محمد بن راشد للطب والعلوم الصحية، ذراع التعلّم والاكتشاف في «دبي الصحية»، بدءاً من التسلسل الجيني ووصولاً إلى تحليلات المعلوماتية الحيوية المتقدمة.</w:t>
             </w:r>
           </w:p>
           <w:p>
@@ -512,7 +512,7 @@
                 <w:sz w:val="22"/>
                 <w:szCs w:val="22"/>
               </w:rPr>
-              <w:t>Global DNA references have historically underrepresented Arab populations. In our study we built the first Arab Pangenome Reference, from high-quality long-read sequencing of 53 people of diverse Arab backgrounds in the UAE. Every stage, from sequencing to advanced bioinformatics, was completed in-house at the Center for Applied and Translational Genomics at Mohammed Bin Rashid University of Medicine and Health Sciences, Dubai Health.</w:t>
+              <w:t>Global DNA references have historically underrepresented Arab populations. This study built the first Arab Pangenome Reference, from high-quality long-read sequencing of 53 people of diverse Arab backgrounds in the UAE. Every stage, from sequencing to advanced bioinformatics, was completed in-house at the Center for Applied and Translational Genomics at Mohammed Bin Rashid University of Medicine and Health Sciences, Dubai Health.</w:t>
             </w:r>
           </w:p>
           <w:p>

--- a/output/winners-press-release-2026-both.docx
+++ b/output/winners-press-release-2026-both.docx
@@ -328,7 +328,7 @@
                 <w:sz w:val="22"/>
                 <w:szCs w:val="22"/>
               </w:rPr>
-              <w:t>وتشير النتائج إلى أنّ هذا البروتين قد يصلح مؤشراً حيوياً ديناميكياً غير باضع لنشاط التصلب المتعدد، ذا قيمة في التنبؤ بمسار المرض.</w:t>
+              <w:t>وتشير النتائج إلى أنّ هذا البروتين قد يصلح مؤشراً حيوياً ديناميكياً غير جراحي لنشاط التصلب المتعدد، ذا قيمة في التنبؤ بمسار المرض.</w:t>
             </w:r>
           </w:p>
           <w:p>

--- a/output/winners-press-release-2026-both.docx
+++ b/output/winners-press-release-2026-both.docx
@@ -286,7 +286,7 @@
                 <w:sz w:val="22"/>
                 <w:szCs w:val="22"/>
               </w:rPr>
-              <w:t>يُعدّ البروتين الغلافي للفيروس القهقري الداخلي المنشأ من النوع W، المعروف اختصاراً بـ pHERV-W ENV، من العوامل المرتبطة بآلية نشوء التصلب المتعدد، غير أنّ فائدته السريرية كمؤشر حيوي لم تكن محددة بوضوح. وقد وجدت الدراسة أنّ هذا البروتين يتركّز على الحويصلات خارج الخلوية (الإكسوسومات) المستخلصة من مصل الدم لدى المصابين بالتصلب المتعدد الانتكاسي الهاجع، وأنّه يعكس نشاط المرض الحالي واحتمالات تطوّره مستقبلاً.</w:t>
+              <w:t>يُعدّ البروتين الغلافي للفيروس القهقري الداخلي المنشأ من النوع W، المعروف اختصاراً بـ pHERV-W ENV، من العوامل المرتبطة بآلية نشوء التصلب المتعدد، غير أنّ فائدته السريرية كمؤشر حيوي لم تكن محددة بوضوح. وقد وجدت الدراسة أنّ هذا البروتين يتركّز على الحويصلات خارج الخلوية (الإكسوسومات) المستخلصة من مصل الدم لدى المصابين بالتصلب المتعدد متكرر الانتكاس والخمود، وأنّه يعكس نشاط المرض الحالي واحتمالات تطوّره مستقبلاً.</w:t>
             </w:r>
           </w:p>
           <w:p>
@@ -430,7 +430,7 @@
                 <w:szCs w:val="22"/>
                 <w:rtl/>
               </w:rPr>
-              <w:t>مرجع أولي للجينوم الشامل (البانجينوم) العربي من دولة الإمارات العربية المتحدة.</w:t>
+              <w:t>مسودة مرجع البانجينوم العربي المستند إلى بيانات من دولة الإمارات العربية المتحدة.</w:t>
             </w:r>
           </w:p>
         </w:tc>
@@ -1506,7 +1506,7 @@
                 <w:szCs w:val="22"/>
                 <w:rtl/>
               </w:rPr>
-              <w:t>الدكتور أبوبكر عبدالرحمن شافي المدني</w:t>
+              <w:t>الدكتور أبوبكر عبدالرحمن شافعي المدني</w:t>
             </w:r>
           </w:p>
         </w:tc>
@@ -1546,7 +1546,7 @@
                 <w:sz w:val="22"/>
                 <w:szCs w:val="22"/>
               </w:rPr>
-              <w:t>الدكتور أبوبكر عبدالرحمن شافي المدني استشاري أمراض المخ والأعصاب ورئيس قسم طب الأعصاب بمستشفى راشد، وأستاذ طب الأعصاب بجامعة محمد بن راشد للطب والعلوم الصحية. وبقيادته للقسم منذ عام 2011، بنى أكبر خدمة لطب الأعصاب في دولة الإمارات العربية المتحدة، تُعنى بأكثر من 20 ألف مريض سنوياً عبر مستشفيات راشد ودبي ولطيفة.</w:t>
+              <w:t>الدكتور أبوبكر عبدالرحمن شافعي المدني استشاري أمراض المخ والأعصاب ورئيس قسم طب الأعصاب بمستشفى راشد، وأستاذ طب الأعصاب بجامعة محمد بن راشد للطب والعلوم الصحية. وبقيادته للقسم منذ عام 2011، بنى أكبر خدمة لطب الأعصاب في دولة الإمارات العربية المتحدة، تُعنى بأكثر من 20 ألف مريض سنوياً عبر مستشفيات راشد ودبي ولطيفة.</w:t>
             </w:r>
           </w:p>
           <w:p>
@@ -1588,7 +1588,7 @@
                 <w:sz w:val="22"/>
                 <w:szCs w:val="22"/>
               </w:rPr>
-              <w:t>وهو عضو في الهيئة التدريسية الأساسية لبرنامج الإقامة في طب الأعصاب بمستشفى راشد، ونائب رئيس جمعية الإمارات لطب الأعصاب، وله أكثر من 40 بحثاً محكّماً، وأسهم في أول إرشادات علاجية وطنية للتصلب المتعدد في دولة الإمارات — المعتمدة اليوم ضمن برنامج «إجادة» بهيئة الصحة بدبي — وفي الإطار الوطني لمرض الزهايمر في الدولة.</w:t>
+              <w:t>وهو عضو في الهيئة التدريسية الأساسية لبرنامج الإقامة في طب الأعصاب بمستشفى راشد، ونائب رئيس الجمعية الإماراتية لطب الأعصاب، وله أكثر من 40 بحثاً محكّماً، وأسهم في أول إرشادات علاجية وطنية للتصلب المتعدد في دولة الإمارات — المعتمدة اليوم ضمن برنامج «إجادة» بهيئة الصحة بدبي — وفي الإطار الوطني لمرض الزهايمر في الدولة.</w:t>
             </w:r>
           </w:p>
           <w:p>

--- a/output/winners-press-release-2026-both.docx
+++ b/output/winners-press-release-2026-both.docx
@@ -1560,7 +1560,7 @@
                 <w:sz w:val="22"/>
                 <w:szCs w:val="22"/>
               </w:rPr>
-              <w:t>وتحت قيادته حصل برنامج السكتة الدماغية في القسم على اعتماد الجمعية الألمانية للسكتة الدماغية، ونال المستشفى اعتماده مركزاً للتصلب المتعدد من منظمة MENACTRIMS، كما جرى تشغيل وحدة طب الأعصاب والسكتة الدماغية بسعة 18 سريراً التي افتُتحت عام 2019. ويحتفظ القسم بسجلات مرضية في التصلب المتعدد والخرف واعتلال الأعصاب والصداع واضطرابات الحركة والصرع، إلى جانب عيادات متخصصة في الطب العصبي العضلي والعلاج بتوكسين البوتولينوم وبرمجة التحفيز العميق للدماغ.</w:t>
+              <w:t>وتحت قيادته حصل برنامج السكتة الدماغية في القسم على اعتماد الجمعية الألمانية للسكتة الدماغية، ونال المستشفى اعتماده مركزاً للتصلب المتعدد من لجنة الشرق الأوسط وشمال أفريقيا لعلاج وأبحاث التصلب المتعدد، كما جرى تشغيل وحدة طب الأعصاب والسكتة الدماغية بسعة 18 سريراً التي افتُتحت عام 2019. ويحتفظ القسم بسجلات مرضية في التصلب المتعدد والخرف واعتلال الأعصاب والصداع واضطرابات الحركة والصرع، إلى جانب عيادات متخصصة في الطب العصبي العضلي والعلاج بتوكسين البوتولينوم وبرمجة التحفيز العميق للدماغ.</w:t>
             </w:r>
           </w:p>
           <w:p>
@@ -1758,7 +1758,7 @@
                 <w:sz w:val="22"/>
                 <w:szCs w:val="22"/>
               </w:rPr>
-              <w:t>وأسهم في التطبيق الوطني لمعايير الرعاية المتقدمة للأورام عام 2024، وفي الدليل الوطني للكشف المبكر عن سرطان الرئة وتشخيصه في الدولة، وفي اللجنة الوطنية متعددة التخصصات لتقييم حالات السرطان المُنشأة بموجب القرار الوزاري رقم (20) لعام 2025. كما أسّس أول برنامج زمالة في أمراض الدم والأورام في تاريخ الدولة، وهو بروفيسور زائر في كلية الطب بجامعة هارفارد. وفي فبراير 2025 نال جائزة برنامج سمو الشيخة فاطمة بنت مبارك للتميز والذكاء المجتمعي في فئة الشخصية المتميزة.</w:t>
+              <w:t>وأسهم في التطبيق الوطني لمعايير الرعاية المتقدمة للأورام عام 2024، وفي الدليل الوطني للكشف المبكر عن سرطان الرئة وتشخيصه في الدولة، وفي اللجنة الوطنية متعددة التخصصات لتقييم حالات السرطان المُنشأة بموجب القرار الوزاري رقم (20) لعام 2025. كما أسّس أول برنامج زمالة في أمراض الدم والأورام في تاريخ الدولة، وهو بروفيسور زائر في كلية الطب بجامعة هارفارد. وفي فبراير 2025 نال جائزة برنامج سمو الشيخة فاطمة بنت مبارك للتميز والذكاء المجتمعي في فئة الشخصية المتميزة، وقد سلّمها له صاحب السمو الشيخ محمد بن زايد آل نهيان، رئيس الدولة.</w:t>
             </w:r>
           </w:p>
           <w:p>
@@ -1800,7 +1800,7 @@
                 <w:sz w:val="22"/>
                 <w:szCs w:val="22"/>
               </w:rPr>
-              <w:t>He contributed to the national rollout of advanced oncology care standards in 2024, to the UAE's National Guideline for Lung Cancer Screening and Diagnosis, and to the National Multidisciplinary Committee for Cancer Case Assessment established under Ministerial Decree No. 20 of 2025. He founded the first hematology and oncology fellowship programme in the UAE's history and is Visiting Professor at Harvard Medical School. In February 2025 he received the Sheikha Fatima bint Mubarak Program for Excellence and Community Intelligence Award in the Distinguished Personality category.</w:t>
+              <w:t>He contributed to the national rollout of advanced oncology care standards in 2024, to the UAE's National Guideline for Lung Cancer Screening and Diagnosis, and to the National Multidisciplinary Committee for Cancer Case Assessment established under Ministerial Decree No. 20 of 2025. He founded the first hematology and oncology fellowship programme in the UAE's history and is Visiting Professor at Harvard Medical School. In February 2025 he received the Sheikha Fatima bint Mubarak Program for Excellence and Community Intelligence Award in the Distinguished Personality category, presented by His Highness Sheikh Mohamed bin Zayed Al Nahyan, President of the UAE.</w:t>
             </w:r>
           </w:p>
         </w:tc>

--- a/output/winners-press-release-2026-both.docx
+++ b/output/winners-press-release-2026-both.docx
@@ -1088,7 +1088,7 @@
                 <w:szCs w:val="22"/>
                 <w:rtl/>
               </w:rPr>
-              <w:t>بانتظار نتائج التحكيم</w:t>
+              <w:t>تطوير فحص تسلسل بالقراءات الطويلة قائم على أخذ العيّنات التكيّفي للفحص الجيني قبل الزواج.</w:t>
             </w:r>
           </w:p>
         </w:tc>
@@ -1109,7 +1109,6 @@
                 <w:szCs w:val="22"/>
                 <w:rtl/>
               </w:rPr>
-              <w:t>—</w:t>
             </w:r>
           </w:p>
         </w:tc>
@@ -1128,7 +1127,6 @@
                 <w:sz w:val="22"/>
                 <w:szCs w:val="22"/>
               </w:rPr>
-              <w:t>—</w:t>
             </w:r>
           </w:p>
         </w:tc>
@@ -1174,7 +1172,7 @@
                 <w:szCs w:val="22"/>
                 <w:rtl/>
               </w:rPr>
-              <w:t>بانتظار نتائج التحكيم</w:t>
+              <w:t>تعلّم عميق قابل للتفسير سريرياً للتنبؤ بإمراضية المتغيّرات المغلوطة في سرطان الثدي.</w:t>
             </w:r>
           </w:p>
         </w:tc>
@@ -1195,7 +1193,6 @@
                 <w:szCs w:val="22"/>
                 <w:rtl/>
               </w:rPr>
-              <w:t>—</w:t>
             </w:r>
           </w:p>
         </w:tc>
@@ -1214,7 +1211,6 @@
                 <w:sz w:val="22"/>
                 <w:szCs w:val="22"/>
               </w:rPr>
-              <w:t>—</w:t>
             </w:r>
           </w:p>
         </w:tc>
@@ -1260,7 +1256,7 @@
                 <w:szCs w:val="22"/>
                 <w:rtl/>
               </w:rPr>
-              <w:t>بانتظار نتائج التحكيم</w:t>
+              <w:t>نمذجة متلازمة درافيه وتصميم دواء بالحمض النووي الريبي المرسال يعكس النمط الظاهري الجزيئي في الخلايا العصبية المشتقة من الخلايا الجذعية المحفَّزة.</w:t>
             </w:r>
           </w:p>
         </w:tc>
@@ -1281,7 +1277,6 @@
                 <w:szCs w:val="22"/>
                 <w:rtl/>
               </w:rPr>
-              <w:t>—</w:t>
             </w:r>
           </w:p>
         </w:tc>
@@ -1300,7 +1295,6 @@
                 <w:sz w:val="22"/>
                 <w:szCs w:val="22"/>
               </w:rPr>
-              <w:t>—</w:t>
             </w:r>
           </w:p>
         </w:tc>
@@ -2006,7 +2000,7 @@
                 <w:szCs w:val="22"/>
                 <w:rtl/>
               </w:rPr>
-              <w:t>بانتظار نتائج التحكيم</w:t>
+              <w:t>«حياة»: تحويل التبرع بالأعضاء وزراعتها من خلال الابتكار الرقمي.</w:t>
             </w:r>
           </w:p>
         </w:tc>
@@ -2027,7 +2021,7 @@
                 <w:szCs w:val="22"/>
                 <w:rtl/>
               </w:rPr>
-              <w:t>—</w:t>
+              <w:t>مبادرة وطنية على مستوى دولة الإمارات العربية المتحدة.</w:t>
             </w:r>
           </w:p>
         </w:tc>
@@ -2046,7 +2040,77 @@
                 <w:sz w:val="22"/>
                 <w:szCs w:val="22"/>
               </w:rPr>
-              <w:t>—</w:t>
+              <w:t>«حياة» مبادرة على مستوى دولة الإمارات العربية المتحدة تُعنى بتكامل منظومة التبرع بالأعضاء وزراعتها، عبر حوكمة منسّقة ومسارات سريرية موحّدة وأنظمة رقمية وتعاون بين مقدّمي الرعاية الصحية والجهات المعنية في مختلف الإمارات. وقد اعتبرت لجنة التحكيم أنّ تطبيق برنامج وطني موحّد عبر مؤسسات تتفاوت في مستوى نضجها الرقمي يمثّل إنجازاً كبيراً.</w:t>
+            </w:r>
+          </w:p>
+          <w:p>
+            <w:pPr>
+              <w:spacing w:after="0"/>
+            </w:pPr>
+            <w:r>
+              <w:rPr>
+                <w:rFonts w:ascii="Dubai" w:hAnsi="Dubai" w:cs="Dubai"/>
+                <w:b w:val="0"/>
+                <w:sz w:val="22"/>
+                <w:szCs w:val="22"/>
+              </w:rPr>
+              <w:t>ورفع البرنامج معدّل التبرع من المتوفين إلى نحو 14 متبرعاً لكل مليون نسمة، وجمع أكثر من 35 ألف تعهّد بالتبرع. ويستند إلى لوحات بيانات رقمية وتطوير للكوادر وضمان للجودة وتقدّم تنظيمي وتعاون دولي، ويشمل تدخّلات غير مشمولة بالتأمين بما يخدم عدالة الوصول إلى الرعاية.</w:t>
+            </w:r>
+          </w:p>
+          <w:p>
+            <w:pPr>
+              <w:spacing w:after="0"/>
+            </w:pPr>
+            <w:r>
+              <w:rPr>
+                <w:rFonts w:ascii="Dubai" w:hAnsi="Dubai" w:cs="Dubai"/>
+                <w:b w:val="0"/>
+                <w:sz w:val="22"/>
+                <w:szCs w:val="22"/>
+              </w:rPr>
+              <w:t>وسجّلت اللجنة أهمية «حياة» داخل دولة الإمارات وفي منطقة الشرق الأوسط وشمال أفريقيا، إلى جانب عنايته بالاعتبارات الأخلاقية وبأمن المعلومات في منصّته الرقمية، وإمكانات تطويره مستقبلاً بما في ذلك توظيف الذكاء الاصطناعي لتحسين الكفاءة التشغيلية. وقد نال 98 من 100 في مرحلة المقابلات و94.67 في المرحلة الأولى، وهو أعلى أداء في الجائزة.</w:t>
+            </w:r>
+          </w:p>
+          <w:p>
+            <w:pPr>
+              <w:spacing w:after="0"/>
+            </w:pPr>
+            <w:r>
+              <w:rPr>
+                <w:rFonts w:ascii="Dubai" w:hAnsi="Dubai" w:cs="Dubai"/>
+                <w:b w:val="0"/>
+                <w:sz w:val="22"/>
+                <w:szCs w:val="22"/>
+              </w:rPr>
+              <w:t>HAYAT is a UAE-wide initiative that integrates organ donation and transplantation through coordinated governance, standardised clinical pathways, digital systems, and collaboration among healthcare providers and authorities across the Emirates. Implementing a unified national programme across organisations at different levels of digital maturity was recognised by the jury as a substantial undertaking.</w:t>
+            </w:r>
+          </w:p>
+          <w:p>
+            <w:pPr>
+              <w:spacing w:after="0"/>
+            </w:pPr>
+            <w:r>
+              <w:rPr>
+                <w:rFonts w:ascii="Dubai" w:hAnsi="Dubai" w:cs="Dubai"/>
+                <w:b w:val="0"/>
+                <w:sz w:val="22"/>
+                <w:szCs w:val="22"/>
+              </w:rPr>
+              <w:t>The programme has raised the deceased-donor rate to nearly 14 per million population and gathered more than 35,000 donor pledges. It is supported by digital dashboards, workforce development, quality assurance, regulatory progress and international collaboration, and extends to interventions not covered by insurance, in the interest of equitable access.</w:t>
+            </w:r>
+          </w:p>
+          <w:p>
+            <w:pPr>
+              <w:spacing w:after="0"/>
+            </w:pPr>
+            <w:r>
+              <w:rPr>
+                <w:rFonts w:ascii="Dubai" w:hAnsi="Dubai" w:cs="Dubai"/>
+                <w:b w:val="0"/>
+                <w:sz w:val="22"/>
+                <w:szCs w:val="22"/>
+              </w:rPr>
+              <w:t>The jury recorded HAYAT's significance within the UAE and the wider MENA region, alongside its attention to ethical considerations and to the cybersecurity of its digital platform, and its potential for further development including the use of artificial intelligence to improve operational efficiency. It scored 98 out of 100 at interview stage and 94.67 in the first round, the strongest overall performance in the award.</w:t>
             </w:r>
           </w:p>
         </w:tc>
@@ -2092,7 +2156,7 @@
                 <w:szCs w:val="22"/>
                 <w:rtl/>
               </w:rPr>
-              <w:t>بانتظار نتائج التحكيم</w:t>
+              <w:t>من الرؤية إلى الواقع: بناء مركز تميّز لعلاج الحروق في دولة الإمارات العربية المتحدة.</w:t>
             </w:r>
           </w:p>
         </w:tc>
@@ -2113,7 +2177,7 @@
                 <w:szCs w:val="22"/>
                 <w:rtl/>
               </w:rPr>
-              <w:t>—</w:t>
+              <w:t>مدينة الشيخ شخبوط الطبية.</w:t>
             </w:r>
           </w:p>
         </w:tc>
@@ -2132,7 +2196,77 @@
                 <w:sz w:val="22"/>
                 <w:szCs w:val="22"/>
               </w:rPr>
-              <w:t>—</w:t>
+              <w:t>أنشأ مركز التميّز لعلاج الحروق في مدينة الشيخ شخبوط الطبية رعاية تخصصية منسّقة للحروق في دولة الإمارات العربية المتحدة، عبر مسار متعدد التخصصات يمتد من العلاج الطارئ والعناية المركّزة والجراحة المبكرة والعناية المتقدمة بالجروح، إلى إعادة التأهيل والدعم النفسي والاجتماعي وتنسيق الإحالات والمتابعة.</w:t>
+            </w:r>
+          </w:p>
+          <w:p>
+            <w:pPr>
+              <w:spacing w:after="0"/>
+            </w:pPr>
+            <w:r>
+              <w:rPr>
+                <w:rFonts w:ascii="Dubai" w:hAnsi="Dubai" w:cs="Dubai"/>
+                <w:b w:val="0"/>
+                <w:sz w:val="22"/>
+                <w:szCs w:val="22"/>
+              </w:rPr>
+              <w:t>وقد ارتفع عدد المرضى في المركز بنحو 40 بالمئة منذ الدورة السابقة للجائزة، وسجّل معدّل وفيات بلغ 1.4 بالمئة في عام 2025 و1.3 بالمئة في الفترة من يناير إلى أغسطس 2026، مع خروج 95 بالمئة من المرضى إلى منازلهم ومستويات رضا مرتفعة عن العلاج وعن رعاية إعادة التأهيل. كما تدعم شراكة مع مؤسسة «معاً» علاج غير المؤمَّن عليهم، بما يوسّع الوصول إلى خدمة يصعب بلوغها لولا ذلك.</w:t>
+            </w:r>
+          </w:p>
+          <w:p>
+            <w:pPr>
+              <w:spacing w:after="0"/>
+            </w:pPr>
+            <w:r>
+              <w:rPr>
+                <w:rFonts w:ascii="Dubai" w:hAnsi="Dubai" w:cs="Dubai"/>
+                <w:b w:val="0"/>
+                <w:sz w:val="22"/>
+                <w:szCs w:val="22"/>
+              </w:rPr>
+              <w:t>ويعمل المركز على نيل اعتماد الجمعية الأمريكية للحروق المقرر في عام 2027، ويتطلّع إلى أن يكون مركزاً إقليمياً رائداً في علاج الحروق. وقد رأت لجنة التحكيم فيه تحوّلاً عالي القيمة في خدمة صحية، يحمل إمكانات كبيرة لأثر وطني متواصل.</w:t>
+            </w:r>
+          </w:p>
+          <w:p>
+            <w:pPr>
+              <w:spacing w:after="0"/>
+            </w:pPr>
+            <w:r>
+              <w:rPr>
+                <w:rFonts w:ascii="Dubai" w:hAnsi="Dubai" w:cs="Dubai"/>
+                <w:b w:val="0"/>
+                <w:sz w:val="22"/>
+                <w:szCs w:val="22"/>
+              </w:rPr>
+              <w:t>Sheikh Shakhbout Medical City's Burn Center of Excellence has built coordinated specialist burn care in the United Arab Emirates, along a multidisciplinary pathway spanning emergency treatment, intensive care, early surgery, advanced wound management, rehabilitation, psychosocial support, referral coordination and follow-up.</w:t>
+            </w:r>
+          </w:p>
+          <w:p>
+            <w:pPr>
+              <w:spacing w:after="0"/>
+            </w:pPr>
+            <w:r>
+              <w:rPr>
+                <w:rFonts w:ascii="Dubai" w:hAnsi="Dubai" w:cs="Dubai"/>
+                <w:b w:val="0"/>
+                <w:sz w:val="22"/>
+                <w:szCs w:val="22"/>
+              </w:rPr>
+              <w:t>The centre has grown patient numbers by approximately 40 percent since the previous award cycle, and reports a mortality rate of 1.4 percent in 2025 and 1.3 percent for January to August 2026, with 95 percent of patients discharged home and high satisfaction with both treatment and rehabilitation care. A partnership with Ma'an supports treatment for people without insurance, widening access to a service that is otherwise difficult to reach.</w:t>
+            </w:r>
+          </w:p>
+          <w:p>
+            <w:pPr>
+              <w:spacing w:after="0"/>
+            </w:pPr>
+            <w:r>
+              <w:rPr>
+                <w:rFonts w:ascii="Dubai" w:hAnsi="Dubai" w:cs="Dubai"/>
+                <w:b w:val="0"/>
+                <w:sz w:val="22"/>
+                <w:szCs w:val="22"/>
+              </w:rPr>
+              <w:t>The centre is working towards American Burn Association verification, planned for 2027, and aims to become a leading regional centre for burn care. The jury judged it a high-value transformation of a healthcare service, with substantial potential for continued national impact.</w:t>
             </w:r>
           </w:p>
         </w:tc>

--- a/output/winners-press-release-2026-both.docx
+++ b/output/winners-press-release-2026-both.docx
@@ -1109,6 +1109,7 @@
                 <w:szCs w:val="22"/>
                 <w:rtl/>
               </w:rPr>
+              <w:t>خلود البلوشي – جامعة محمد بن راشد للطب والعلوم الصحية، وأخصائية مختبر وراثة بمدينة الشيخ خليفة الطبية.</w:t>
             </w:r>
           </w:p>
         </w:tc>
@@ -1127,6 +1128,105 @@
                 <w:sz w:val="22"/>
                 <w:szCs w:val="22"/>
               </w:rPr>
+              <w:t>تقرأ الفحوص الجينية المعتمدة في الفحص قبل الزواج الحمض النووي في أجزاء قصيرة جداً. وينجح ذلك في معظم الجينوم، غير أنّه يخفق على نحو متكرر في المناطق التي تتشابه فيها الجينات تشابهاً شديداً، ومنها الجينات المسؤولة عن الثلاسيميا وضمور العضلات الشوكي وفرط التنسّج الكظري الخلقي. وهذه تحديداً أكثر الحالات صلة بالفئات عالية الخطورة، ما يعني إغفال بعض الحاملين تماماً.</w:t>
+            </w:r>
+          </w:p>
+          <w:p>
+            <w:pPr>
+              <w:spacing w:after="0"/>
+            </w:pPr>
+            <w:r>
+              <w:rPr>
+                <w:rFonts w:ascii="Dubai" w:hAnsi="Dubai" w:cs="Dubai"/>
+                <w:b w:val="0"/>
+                <w:sz w:val="22"/>
+                <w:szCs w:val="22"/>
+              </w:rPr>
+              <w:t>طوّرت هذه الدراسة نمطاً جديداً من الفحص باستخدام تقنية التسلسل بالقراءات الطويلة من «أكسفورد نانوبور»، التي تقرأ مقاطع أطول بكثير من الحمض النووي دفعة واحدة، مقترنةً بأسلوب أخذ العيّنات التكيّفي الذي يقرّر فيه جهاز التسلسل آنياً أيّ المقاطع يقرأ وأيّها يستبعد، بما يتيح التركيز على 836 جيناً ذات صلة بالأمراض الوراثية دون أي خطوة إغناء كيميائية.</w:t>
+            </w:r>
+          </w:p>
+          <w:p>
+            <w:pPr>
+              <w:spacing w:after="0"/>
+            </w:pPr>
+            <w:r>
+              <w:rPr>
+                <w:rFonts w:ascii="Dubai" w:hAnsi="Dubai" w:cs="Dubai"/>
+                <w:b w:val="0"/>
+                <w:sz w:val="22"/>
+                <w:szCs w:val="22"/>
+              </w:rPr>
+              <w:t>وقد بُني الفحص وجرى تحسينه واختباره على 75 شخصاً لديهم متغيّرات جينية مؤكّدة سابقاً تشمل فئات مرضية متعددة، فكشف جميع أنواع المتغيّرات — الطفرات الصغيرة وإعادات الترتيب البنيوية والحذوف الكبيرة — بدقة كاملة، وحلّ مناطق جينية معقّدة تعجز عنها الفحوص المعتادة، ضمن مسار عمل واحد يُغني عن الفحوص التكميلية المنفصلة التي تستلزمها الممارسة السريرية اليوم.</w:t>
+            </w:r>
+          </w:p>
+          <w:p>
+            <w:pPr>
+              <w:spacing w:after="0"/>
+            </w:pPr>
+            <w:r>
+              <w:rPr>
+                <w:rFonts w:ascii="Dubai" w:hAnsi="Dubai" w:cs="Dubai"/>
+                <w:b w:val="0"/>
+                <w:sz w:val="22"/>
+                <w:szCs w:val="22"/>
+              </w:rPr>
+              <w:t>والنتيجة أداة فحص أسرع وأشمل قابلة للتوسّع على مستوى السكان، وقادرة على تقليص عدد الأزواج المعرّضين للخطر الذين تغفلهم برامج الفحص قبل الزواج.</w:t>
+            </w:r>
+          </w:p>
+          <w:p>
+            <w:pPr>
+              <w:spacing w:after="0"/>
+            </w:pPr>
+            <w:r>
+              <w:rPr>
+                <w:rFonts w:ascii="Dubai" w:hAnsi="Dubai" w:cs="Dubai"/>
+                <w:b w:val="0"/>
+                <w:sz w:val="22"/>
+                <w:szCs w:val="22"/>
+              </w:rPr>
+              <w:t>Standard genetic tests used in premarital screening read DNA in very short fragments. That works for most of the genome, but it fails consistently in regions where genes look almost identical to one another — among them the genes behind thalassemia, spinal muscular atrophy and congenital adrenal hyperplasia. Those are precisely the conditions most relevant to high-risk populations, so some carriers are missed entirely.</w:t>
+            </w:r>
+          </w:p>
+          <w:p>
+            <w:pPr>
+              <w:spacing w:after="0"/>
+            </w:pPr>
+            <w:r>
+              <w:rPr>
+                <w:rFonts w:ascii="Dubai" w:hAnsi="Dubai" w:cs="Dubai"/>
+                <w:b w:val="0"/>
+                <w:sz w:val="22"/>
+                <w:szCs w:val="22"/>
+              </w:rPr>
+              <w:t>This study developed a new form of testing using Oxford Nanopore long-read sequencing, which reads much longer stretches of DNA at once. It was combined with adaptive sampling, by which the sequencing machine decides in real time which fragments to read and which to discard, allowing it to focus on the 836 genes relevant to inherited disease without any physical enrichment step.</w:t>
+            </w:r>
+          </w:p>
+          <w:p>
+            <w:pPr>
+              <w:spacing w:after="0"/>
+            </w:pPr>
+            <w:r>
+              <w:rPr>
+                <w:rFonts w:ascii="Dubai" w:hAnsi="Dubai" w:cs="Dubai"/>
+                <w:b w:val="0"/>
+                <w:sz w:val="22"/>
+                <w:szCs w:val="22"/>
+              </w:rPr>
+              <w:t>The assay was built, optimised and tested on 75 individuals with previously confirmed genetic variants across several disease categories. It detected every variant type — small mutations, structural rearrangements and large deletions — with complete accuracy, and resolved complex gene regions that routinely defeat standard tests, in a single workflow that removes the need for the separate follow-up tests clinical practice currently requires.</w:t>
+            </w:r>
+          </w:p>
+          <w:p>
+            <w:pPr>
+              <w:spacing w:after="0"/>
+            </w:pPr>
+            <w:r>
+              <w:rPr>
+                <w:rFonts w:ascii="Dubai" w:hAnsi="Dubai" w:cs="Dubai"/>
+                <w:b w:val="0"/>
+                <w:sz w:val="22"/>
+                <w:szCs w:val="22"/>
+              </w:rPr>
+              <w:t>The result is a faster and more comprehensive screening tool that can be scaled to a population, and that could reduce the number of at-risk couples missed by premarital screening programmes.</w:t>
             </w:r>
           </w:p>
         </w:tc>
@@ -1193,6 +1293,7 @@
                 <w:szCs w:val="22"/>
                 <w:rtl/>
               </w:rPr>
+              <w:t>الدكتورة رهف أحمد – زميلة ما بعد الدكتوراه، جامعة الإمارات العربية المتحدة.</w:t>
             </w:r>
           </w:p>
         </w:tc>
@@ -1211,6 +1312,105 @@
                 <w:sz w:val="22"/>
                 <w:szCs w:val="22"/>
               </w:rPr>
+              <w:t>تحمل الجينات أحياناً تغيّرات دقيقة تُعرف بالمتغيّرات المغلوطة، يستبدل كلٌّ منها لبنة واحدة في البروتين. بعضها غير ضارّ البتّة، وبعضها يُعطّل عمل البروتين وقد يرفع خطر الإصابة بسرطان الثدي. والتمييز بينهما يستلزم عادةً تجارب مخبرية بطيئة ومكلفة، ولذلك يبقى كثير من المتغيّرات دون تصنيف، في منطقة رمادية لا تمنح الأطباء والمرضى جواباً واضحاً.</w:t>
+            </w:r>
+          </w:p>
+          <w:p>
+            <w:pPr>
+              <w:spacing w:after="0"/>
+            </w:pPr>
+            <w:r>
+              <w:rPr>
+                <w:rFonts w:ascii="Dubai" w:hAnsi="Dubai" w:cs="Dubai"/>
+                <w:b w:val="0"/>
+                <w:sz w:val="22"/>
+                <w:szCs w:val="22"/>
+              </w:rPr>
+              <w:t>وقد تساءلت هذه الدراسة عمّا إذا كان الذكاء الاصطناعي قادراً على المساعدة. فجُمعت عشرات الآلاف من المتغيّرات المعروفة سلفاً بكونها ضارّة أو غير ضارّة من قواعد بيانات جينية موثوقة، واستُخدمت في تدريب سبعة أنماط من نماذج التعلّم العميق. وتفوّق نموذجان منها، إذ صنّفا المتغيّرات تصنيفاً صحيحاً بنسبة تتجاوز 99 بالمئة.</w:t>
+            </w:r>
+          </w:p>
+          <w:p>
+            <w:pPr>
+              <w:spacing w:after="0"/>
+            </w:pPr>
+            <w:r>
+              <w:rPr>
+                <w:rFonts w:ascii="Dubai" w:hAnsi="Dubai" w:cs="Dubai"/>
+                <w:b w:val="0"/>
+                <w:sz w:val="22"/>
+                <w:szCs w:val="22"/>
+              </w:rPr>
+              <w:t>ولم تُعامَل النماذج بوصفها صندوقاً مغلقاً؛ فقد أظهرت أدوات تفسير القرارات أنّها تعتمد على مؤشرات يثق بها علماء الوراثة أصلاً، منها مدى ثبات جزء من الجين عبر الأنواع الحيّة على مرّ الزمن.</w:t>
+            </w:r>
+          </w:p>
+          <w:p>
+            <w:pPr>
+              <w:spacing w:after="0"/>
+            </w:pPr>
+            <w:r>
+              <w:rPr>
+                <w:rFonts w:ascii="Dubai" w:hAnsi="Dubai" w:cs="Dubai"/>
+                <w:b w:val="0"/>
+                <w:sz w:val="22"/>
+                <w:szCs w:val="22"/>
+              </w:rPr>
+              <w:t>ولهذا أثر مباشر في رعاية المرضى: فالأداة الدقيقة والقابلة للتفسير معاً أجدر بالثقة في العيادة. ويقدّم هذا العمل سبيلاً سريعاً ومنخفض الكلفة لفهم متغيّرات سرطان الثدي غير المحسومة، ويمكن تطبيق المنهج نفسه لاحقاً على أمراض وراثية أخرى.</w:t>
+            </w:r>
+          </w:p>
+          <w:p>
+            <w:pPr>
+              <w:spacing w:after="0"/>
+            </w:pPr>
+            <w:r>
+              <w:rPr>
+                <w:rFonts w:ascii="Dubai" w:hAnsi="Dubai" w:cs="Dubai"/>
+                <w:b w:val="0"/>
+                <w:sz w:val="22"/>
+                <w:szCs w:val="22"/>
+              </w:rPr>
+              <w:t>Genes sometimes carry tiny changes called missense variants, each swapping a single building block in a protein. Some are entirely harmless; others break how a protein works and can raise the risk of breast cancer. Telling the two apart usually requires slow and costly laboratory experiments, so many variants are never classified and sit in a grey zone that gives doctors and patients no clear answer.</w:t>
+            </w:r>
+          </w:p>
+          <w:p>
+            <w:pPr>
+              <w:spacing w:after="0"/>
+            </w:pPr>
+            <w:r>
+              <w:rPr>
+                <w:rFonts w:ascii="Dubai" w:hAnsi="Dubai" w:cs="Dubai"/>
+                <w:b w:val="0"/>
+                <w:sz w:val="22"/>
+                <w:szCs w:val="22"/>
+              </w:rPr>
+              <w:t>This study asked whether artificial intelligence could help. Tens of thousands of variants already known to be harmful or harmless were drawn from trusted genetic databases and used to train seven types of deep learning model. Two performed best, sorting variants correctly more than 99 percent of the time.</w:t>
+            </w:r>
+          </w:p>
+          <w:p>
+            <w:pPr>
+              <w:spacing w:after="0"/>
+            </w:pPr>
+            <w:r>
+              <w:rPr>
+                <w:rFonts w:ascii="Dubai" w:hAnsi="Dubai" w:cs="Dubai"/>
+                <w:b w:val="0"/>
+                <w:sz w:val="22"/>
+                <w:szCs w:val="22"/>
+              </w:rPr>
+              <w:t>Just as important, the models were not treated as a black box. Tools that show why each decision was made revealed the models relying on clues geneticists already trust — among them how strongly a part of a gene has stayed the same across species over time.</w:t>
+            </w:r>
+          </w:p>
+          <w:p>
+            <w:pPr>
+              <w:spacing w:after="0"/>
+            </w:pPr>
+            <w:r>
+              <w:rPr>
+                <w:rFonts w:ascii="Dubai" w:hAnsi="Dubai" w:cs="Dubai"/>
+                <w:b w:val="0"/>
+                <w:sz w:val="22"/>
+                <w:szCs w:val="22"/>
+              </w:rPr>
+              <w:t>That matters for patient care: a tool that is both accurate and explainable is far more likely to be trusted in a clinic. The work offers a fast, low-cost way to make sense of uncertain breast cancer variants, and the same approach could later be applied to other genetic diseases.</w:t>
             </w:r>
           </w:p>
         </w:tc>
@@ -1277,6 +1477,7 @@
                 <w:szCs w:val="22"/>
                 <w:rtl/>
               </w:rPr>
+              <w:t>نور كساجي – طالبة دكتوراه في العلوم الطبية الحيوية، جامعة محمد بن راشد للطب والعلوم الصحية.</w:t>
             </w:r>
           </w:p>
         </w:tc>
@@ -1295,6 +1496,133 @@
                 <w:sz w:val="22"/>
                 <w:szCs w:val="22"/>
               </w:rPr>
+              <w:t>متلازمة درافيه شكل شديد من الصرع يبدأ في مرحلة الرضاعة، وينشأ عن تغيّرات في جين يُعرف بـ SCN1A. ويعاني الأطفال المصابون بها نوبات متكررة يصعب ضبطها وتأخّراً في النمو، ويواجهون خطراً مرتفعاً للوفاة المبكرة. أمّا العلاج المتاح اليوم فمحدود ويقتصر غالباً على تخفيف الأعراض.</w:t>
+            </w:r>
+          </w:p>
+          <w:p>
+            <w:pPr>
+              <w:spacing w:after="0"/>
+            </w:pPr>
+            <w:r>
+              <w:rPr>
+                <w:rFonts w:ascii="Dubai" w:hAnsi="Dubai" w:cs="Dubai"/>
+                <w:b w:val="0"/>
+                <w:sz w:val="22"/>
+                <w:szCs w:val="22"/>
+              </w:rPr>
+              <w:t>حلّلت هذه الدراسة الحمض النووي لآلاف الأطفال المصابين باضطرابات النمو العصبي بحثاً عن التغيّرات التي قد تفسّر حالاتهم، مع التركيز على جين SCN1A. ولفهم أثر هذه التغيّرات في خلايا الدماغ، استعان الفريق بتقنيات متقدمة للخلايا الجذعية لإنشاء خلايا عصبية بشرية تحمل الطفرة في المختبر.</w:t>
+            </w:r>
+          </w:p>
+          <w:p>
+            <w:pPr>
+              <w:spacing w:after="0"/>
+            </w:pPr>
+            <w:r>
+              <w:rPr>
+                <w:rFonts w:ascii="Dubai" w:hAnsi="Dubai" w:cs="Dubai"/>
+                <w:b w:val="0"/>
+                <w:sz w:val="22"/>
+                <w:szCs w:val="22"/>
+              </w:rPr>
+              <w:t>وأظهرت هذه الخلايا النشاط الكهربائي غير الطبيعي والتغيّرات الجزيئية التي تُرى لدى المرضى، ودرس الفريق كيف أثّرت الطفرة في الجينات والبروتينات وأيض الخلية.</w:t>
+            </w:r>
+          </w:p>
+          <w:p>
+            <w:pPr>
+              <w:spacing w:after="0"/>
+            </w:pPr>
+            <w:r>
+              <w:rPr>
+                <w:rFonts w:ascii="Dubai" w:hAnsi="Dubai" w:cs="Dubai"/>
+                <w:b w:val="0"/>
+                <w:sz w:val="22"/>
+                <w:szCs w:val="22"/>
+              </w:rPr>
+              <w:t>ولاستكشاف علاج محتمل، اختبر الفريق استراتيجية جديدة: إسكات الجين المعطوب بقليلات النوكليوتيد المضادة للمعنى، وإعادة إدخال نسخة سليمة منه عبر ناقل مصمّم خصيصاً. وأظهر هذا النهج وعداً مبكراً في تصحيح الخلل الخلوي الناجم عن الطفرة.</w:t>
+            </w:r>
+          </w:p>
+          <w:p>
+            <w:pPr>
+              <w:spacing w:after="0"/>
+            </w:pPr>
+            <w:r>
+              <w:rPr>
+                <w:rFonts w:ascii="Dubai" w:hAnsi="Dubai" w:cs="Dubai"/>
+                <w:b w:val="0"/>
+                <w:sz w:val="22"/>
+                <w:szCs w:val="22"/>
+              </w:rPr>
+              <w:t>ولا يزال العمل جارياً، غير أنّه يقرّب العلاج الشخصي الموجّه إلى سبب متلازمة درافيه، لا إلى أعراضها، من العائلات المتأثرة بها.</w:t>
+            </w:r>
+          </w:p>
+          <w:p>
+            <w:pPr>
+              <w:spacing w:after="0"/>
+            </w:pPr>
+            <w:r>
+              <w:rPr>
+                <w:rFonts w:ascii="Dubai" w:hAnsi="Dubai" w:cs="Dubai"/>
+                <w:b w:val="0"/>
+                <w:sz w:val="22"/>
+                <w:szCs w:val="22"/>
+              </w:rPr>
+              <w:t>Dravet syndrome is a severe form of epilepsy that begins in infancy, caused by changes in a gene called SCN1A. Children with the condition experience frequent, hard-to-control seizures and developmental delays, and face a high risk of early death. Treatment today is limited and largely confined to easing symptoms.</w:t>
+            </w:r>
+          </w:p>
+          <w:p>
+            <w:pPr>
+              <w:spacing w:after="0"/>
+            </w:pPr>
+            <w:r>
+              <w:rPr>
+                <w:rFonts w:ascii="Dubai" w:hAnsi="Dubai" w:cs="Dubai"/>
+                <w:b w:val="0"/>
+                <w:sz w:val="22"/>
+                <w:szCs w:val="22"/>
+              </w:rPr>
+              <w:t>This study analysed the DNA of thousands of children with neurodevelopmental disorders to find the changes that might explain their conditions, focusing on SCN1A. To understand how those changes affect brain cells, the team used advanced stem cell techniques to create human neurons carrying the SCN1A mutation in the laboratory.</w:t>
+            </w:r>
+          </w:p>
+          <w:p>
+            <w:pPr>
+              <w:spacing w:after="0"/>
+            </w:pPr>
+            <w:r>
+              <w:rPr>
+                <w:rFonts w:ascii="Dubai" w:hAnsi="Dubai" w:cs="Dubai"/>
+                <w:b w:val="0"/>
+                <w:sz w:val="22"/>
+                <w:szCs w:val="22"/>
+              </w:rPr>
+              <w:t>Those neurons showed the abnormal electrical activity and molecular changes seen in patients, and the team examined how the mutation affected genes, proteins and cell metabolism.</w:t>
+            </w:r>
+          </w:p>
+          <w:p>
+            <w:pPr>
+              <w:spacing w:after="0"/>
+            </w:pPr>
+            <w:r>
+              <w:rPr>
+                <w:rFonts w:ascii="Dubai" w:hAnsi="Dubai" w:cs="Dubai"/>
+                <w:b w:val="0"/>
+                <w:sz w:val="22"/>
+                <w:szCs w:val="22"/>
+              </w:rPr>
+              <w:t>To explore a treatment, they tested a new strategy: silencing the faulty gene with antisense oligonucleotides, and reintroducing a healthy copy of it through a custom-built vector. The approach showed early promise in correcting the cellular problems the mutation causes.</w:t>
+            </w:r>
+          </w:p>
+          <w:p>
+            <w:pPr>
+              <w:spacing w:after="0"/>
+            </w:pPr>
+            <w:r>
+              <w:rPr>
+                <w:rFonts w:ascii="Dubai" w:hAnsi="Dubai" w:cs="Dubai"/>
+                <w:b w:val="0"/>
+                <w:sz w:val="22"/>
+                <w:szCs w:val="22"/>
+              </w:rPr>
+              <w:t>The work is still in progress, but it brings personalised treatment aimed at the cause of Dravet syndrome, rather than at its symptoms, closer for the families it affects.</w:t>
             </w:r>
           </w:p>
         </w:tc>
@@ -2021,7 +2349,7 @@
                 <w:szCs w:val="22"/>
                 <w:rtl/>
               </w:rPr>
-              <w:t>مبادرة وطنية على مستوى دولة الإمارات العربية المتحدة.</w:t>
+              <w:t>وزارة الصحة ووقاية المجتمع – البرنامج الوطني للتبرع بالأعضاء والأنسجة وزراعتها «حياة».</w:t>
             </w:r>
           </w:p>
         </w:tc>
@@ -2040,7 +2368,7 @@
                 <w:sz w:val="22"/>
                 <w:szCs w:val="22"/>
               </w:rPr>
-              <w:t>«حياة» مبادرة على مستوى دولة الإمارات العربية المتحدة تُعنى بتكامل منظومة التبرع بالأعضاء وزراعتها، عبر حوكمة منسّقة ومسارات سريرية موحّدة وأنظمة رقمية وتعاون بين مقدّمي الرعاية الصحية والجهات المعنية في مختلف الإمارات. وقد اعتبرت لجنة التحكيم أنّ تطبيق برنامج وطني موحّد عبر مؤسسات تتفاوت في مستوى نضجها الرقمي يمثّل إنجازاً كبيراً.</w:t>
+              <w:t>«حياة» هو البرنامج الوطني للتبرع بالأعضاء والأنسجة وزراعتها في دولة الإمارات العربية المتحدة، أُنشئ برعاية وزارة الصحة ووقاية المجتمع ونُفّذ بالتعاون مع الجهات الصحية الاتحادية والمحلية والمستشفيات ومراكز الزراعة والمختبرات وشركاء المجتمع. وقد حوّل التبرع بالأعضاء وزراعتها من خدمة مجزّأة إلى منظومة وطنية منسّقة محورها المريض.</w:t>
             </w:r>
           </w:p>
           <w:p>
@@ -2054,7 +2382,7 @@
                 <w:sz w:val="22"/>
                 <w:szCs w:val="22"/>
               </w:rPr>
-              <w:t>ورفع البرنامج معدّل التبرع من المتوفين إلى نحو 14 متبرعاً لكل مليون نسمة، وجمع أكثر من 35 ألف تعهّد بالتبرع. ويستند إلى لوحات بيانات رقمية وتطوير للكوادر وضمان للجودة وتقدّم تنظيمي وتعاون دولي، ويشمل تدخّلات غير مشمولة بالتأمين بما يخدم عدالة الوصول إلى الرعاية.</w:t>
+              <w:t>وأبرز إنجازاته منظومة «حياة» الوطنية لتنسيق التبرع بالأعضاء وزراعتها، وهي الأولى من نوعها في المنطقة، إذ تجمع الحوكمة والتشريعات والمسارات السريرية والعمليات التشغيلية وتبادل المعلومات وإدارة الجودة والتواصل المجتمعي في إطار وطني واحد. وبدل الاكتفاء بنشاط الزراعة، أعاد البرنامج تصميم المسار بأكمله، فواءم بين مستشفيات المتبرعين ومراكز الزراعة ومختبرات التوافق النسيجي والجهات التنظيمية وشركاء المجتمع عبر مسارات سريرية موحّدة وآليات تخصيص شفافة.</w:t>
             </w:r>
           </w:p>
           <w:p>
@@ -2068,7 +2396,7 @@
                 <w:sz w:val="22"/>
                 <w:szCs w:val="22"/>
               </w:rPr>
-              <w:t>وسجّلت اللجنة أهمية «حياة» داخل دولة الإمارات وفي منطقة الشرق الأوسط وشمال أفريقيا، إلى جانب عنايته بالاعتبارات الأخلاقية وبأمن المعلومات في منصّته الرقمية، وإمكانات تطويره مستقبلاً بما في ذلك توظيف الذكاء الاصطناعي لتحسين الكفاءة التشغيلية. وقد نال 98 من 100 في مرحلة المقابلات و94.67 في المرحلة الأولى، وهو أعلى أداء في الجائزة.</w:t>
+              <w:t>ورفع البرنامج معدّل التبرع من المتوفين إلى نحو 14 متبرعاً لكل مليون نسمة، وجمع أكثر من 35 ألف تعهّد بالتبرع، مستنداً إلى لوحات بيانات رقمية وتطوير للكوادر وضمان للجودة وتعاون دولي. ويشمل تدخّلات غير مشمولة بالتأمين بما يخدم عدالة الوصول إلى الرعاية.</w:t>
             </w:r>
           </w:p>
           <w:p>
@@ -2082,7 +2410,7 @@
                 <w:sz w:val="22"/>
                 <w:szCs w:val="22"/>
               </w:rPr>
-              <w:t>HAYAT is a UAE-wide initiative that integrates organ donation and transplantation through coordinated governance, standardised clinical pathways, digital systems, and collaboration among healthcare providers and authorities across the Emirates. Implementing a unified national programme across organisations at different levels of digital maturity was recognised by the jury as a substantial undertaking.</w:t>
+              <w:t>HAYAT is the UAE National Program for Organ and Tissue Donation and Transplantation, established under the Ministry of Health and Prevention and implemented with federal and local health authorities, hospitals, transplant centres, laboratories and community partners. It turned organ donation and transplantation from a fragmented service into a nationally coordinated, patient-centred system.</w:t>
             </w:r>
           </w:p>
           <w:p>
@@ -2096,7 +2424,7 @@
                 <w:sz w:val="22"/>
                 <w:szCs w:val="22"/>
               </w:rPr>
-              <w:t>The programme has raised the deceased-donor rate to nearly 14 per million population and gathered more than 35,000 donor pledges. It is supported by digital dashboards, workforce development, quality assurance, regulatory progress and international collaboration, and extends to interventions not covered by insurance, in the interest of equitable access.</w:t>
+              <w:t>Its central achievement is the HAYAT National Organ Donation and Transplant Coordination Ecosystem, the first model of its kind in the region, which brings governance, legislation, clinical pathways, operational processes, information exchange, quality management and public engagement into a single national framework. Rather than concentrating on transplantation activity alone, the programme redesigned the whole pathway, aligning donor hospitals, transplant centres, histocompatibility laboratories, regulators and community partners through standardised clinical pathways and transparent allocation.</w:t>
             </w:r>
           </w:p>
           <w:p>
@@ -2110,7 +2438,7 @@
                 <w:sz w:val="22"/>
                 <w:szCs w:val="22"/>
               </w:rPr>
-              <w:t>The jury recorded HAYAT's significance within the UAE and the wider MENA region, alongside its attention to ethical considerations and to the cybersecurity of its digital platform, and its potential for further development including the use of artificial intelligence to improve operational efficiency. It scored 98 out of 100 at interview stage and 94.67 in the first round, the strongest overall performance in the award.</w:t>
+              <w:t>The programme has raised the deceased-donor rate to nearly 14 per million population and gathered more than 35,000 donor pledges, supported by digital dashboards, workforce development, quality assurance and international collaboration. It extends to interventions not covered by insurance, in the interest of equitable access.</w:t>
             </w:r>
           </w:p>
         </w:tc>
@@ -2177,7 +2505,7 @@
                 <w:szCs w:val="22"/>
                 <w:rtl/>
               </w:rPr>
-              <w:t>مدينة الشيخ شخبوط الطبية.</w:t>
+              <w:t>قسم الحروق – مدينة الشيخ شخبوط الطبية، أبوظبي.</w:t>
             </w:r>
           </w:p>
         </w:tc>
@@ -2196,7 +2524,7 @@
                 <w:sz w:val="22"/>
                 <w:szCs w:val="22"/>
               </w:rPr>
-              <w:t>أنشأ مركز التميّز لعلاج الحروق في مدينة الشيخ شخبوط الطبية رعاية تخصصية منسّقة للحروق في دولة الإمارات العربية المتحدة، عبر مسار متعدد التخصصات يمتد من العلاج الطارئ والعناية المركّزة والجراحة المبكرة والعناية المتقدمة بالجروح، إلى إعادة التأهيل والدعم النفسي والاجتماعي وتنسيق الإحالات والمتابعة.</w:t>
+              <w:t>مركز التميّز لعلاج الحروق في مدينة الشيخ شخبوط الطبية هو الأول في أبوظبي، وقد أُسّس حول هدف نيل اعتماد الجمعية الأمريكية للحروق، وحول نموذج متعدد التخصصات للرعاية التخصصية بالحروق في دولة الإمارات والمنطقة.</w:t>
             </w:r>
           </w:p>
           <w:p>
@@ -2210,7 +2538,7 @@
                 <w:sz w:val="22"/>
                 <w:szCs w:val="22"/>
               </w:rPr>
-              <w:t>وقد ارتفع عدد المرضى في المركز بنحو 40 بالمئة منذ الدورة السابقة للجائزة، وسجّل معدّل وفيات بلغ 1.4 بالمئة في عام 2025 و1.3 بالمئة في الفترة من يناير إلى أغسطس 2026، مع خروج 95 بالمئة من المرضى إلى منازلهم ومستويات رضا مرتفعة عن العلاج وعن رعاية إعادة التأهيل. كما تدعم شراكة مع مؤسسة «معاً» علاج غير المؤمَّن عليهم، بما يوسّع الوصول إلى خدمة يصعب بلوغها لولا ذلك.</w:t>
+              <w:t>وجمع المركز الرعاية تحت سقف واحد: بدائل الجلد المؤقتة المتقدمة، ومسارات سريرية موائمة لمعايير الجمعية الأمريكية للحروق، وإعادة تأهيل تخصصية، ودعم نفسي واجتماعي، ومسارات للتغطية المالية والدعم الخيري تلبّي حاجة الناجين من الحروق إلى رعاية طويلة الأمد. وأُعيدت هندسة المسارات التقليدية حول لوحات بيانات آنية للجودة، وأُعيد بناء ملاك الموظفين ليكون فريقاً متعدد المهارات قادراً على الجمع بين رعاية الحروق الحرجة وإعادة التأهيل المكثّف والدعم النفسي والاجتماعي. وأتاحت شراكات دولية برامج تدريب قائمة على المحاكاة مصمّمة لمتطلبات إصابات الحروق، كما أسهم المركز في إنشاء أول شبكة منسّقة لإحالة حالات الحروق في أبوظبي.</w:t>
             </w:r>
           </w:p>
           <w:p>
@@ -2224,7 +2552,7 @@
                 <w:sz w:val="22"/>
                 <w:szCs w:val="22"/>
               </w:rPr>
-              <w:t>ويعمل المركز على نيل اعتماد الجمعية الأمريكية للحروق المقرر في عام 2027، ويتطلّع إلى أن يكون مركزاً إقليمياً رائداً في علاج الحروق. وقد رأت لجنة التحكيم فيه تحوّلاً عالي القيمة في خدمة صحية، يحمل إمكانات كبيرة لأثر وطني متواصل.</w:t>
+              <w:t>وارتفع عدد المرضى بنحو 40 بالمئة، وسجّل المركز معدّل وفيات بلغ 1.4 بالمئة في عام 2025 و1.3 بالمئة في الفترة من يناير إلى أغسطس 2026، مع خروج 95 بالمئة من المرضى إلى منازلهم. وتدعم شراكة مع مؤسسة «معاً» علاج غير المؤمَّن عليهم. ومن المقرر نيل اعتماد الجمعية الأمريكية للحروق في عام 2027.</w:t>
             </w:r>
           </w:p>
           <w:p>
@@ -2238,7 +2566,7 @@
                 <w:sz w:val="22"/>
                 <w:szCs w:val="22"/>
               </w:rPr>
-              <w:t>Sheikh Shakhbout Medical City's Burn Center of Excellence has built coordinated specialist burn care in the United Arab Emirates, along a multidisciplinary pathway spanning emergency treatment, intensive care, early surgery, advanced wound management, rehabilitation, psychosocial support, referral coordination and follow-up.</w:t>
+              <w:t>The Burn Center of Excellence at Sheikh Shakhbout Medical City is Abu Dhabi's first, built around the goal of American Burn Association accreditation and a multidisciplinary model of specialised burn care for the UAE and the wider region.</w:t>
             </w:r>
           </w:p>
           <w:p>
@@ -2252,7 +2580,7 @@
                 <w:sz w:val="22"/>
                 <w:szCs w:val="22"/>
               </w:rPr>
-              <w:t>The centre has grown patient numbers by approximately 40 percent since the previous award cycle, and reports a mortality rate of 1.4 percent in 2025 and 1.3 percent for January to August 2026, with 95 percent of patients discharged home and high satisfaction with both treatment and rehabilitation care. A partnership with Ma'an supports treatment for people without insurance, widening access to a service that is otherwise difficult to reach.</w:t>
+              <w:t>The centre brought care together under one roof: advanced temporary skin substitutes, clinical pathways aligned to ABA standards, specialised rehabilitation, psychosocial support, and reimbursement and charitable pathways for the long-term care burn survivors need. Traditional pathways were re-engineered around real-time quality dashboards, and staffing was rebuilt as a cross-trained workforce able to deliver high-acuity burn care, intensive rehabilitation and psychosocial support together. International collaborations brought simulation-based training designed for the particular demands of burn injury, and the centre helped establish Abu Dhabi's first coordinated burn referral network.</w:t>
             </w:r>
           </w:p>
           <w:p>
@@ -2266,7 +2594,7 @@
                 <w:sz w:val="22"/>
                 <w:szCs w:val="22"/>
               </w:rPr>
-              <w:t>The centre is working towards American Burn Association verification, planned for 2027, and aims to become a leading regional centre for burn care. The jury judged it a high-value transformation of a healthcare service, with substantial potential for continued national impact.</w:t>
+              <w:t>Patient numbers have grown by approximately 40 percent, with a mortality rate of 1.4 percent in 2025 and 1.3 percent for January to August 2026, and 95 percent of patients discharged home. A partnership with Ma'an supports treatment for people without insurance. American Burn Association verification is planned for 2027.</w:t>
             </w:r>
           </w:p>
         </w:tc>
